--- a/p6/submission/jim_package/03_cover_letter.docx
+++ b/p6/submission/jim_package/03_cover_letter.docx
@@ -61,7 +61,7 @@
         <w:pStyle w:val="BodyText"/>
       </w:pPr>
       <w:r>
-        <w:t xml:space="preserve">We synthesize the I–P literature through a three-level meta-analysis of 288 effect sizes from 238 studies, modelling country-context, institutional-regime, and digital-adoption moderators (including a Digital Paradox Lifecycle).</w:t>
+        <w:t xml:space="preserve">We synthesize the I–P literature through a three-level meta-analysis of 287 effect sizes from 237 studies, modelling country-context, institutional-regime, and digital-adoption moderators (including a Digital Paradox Lifecycle).</w:t>
       </w:r>
     </w:p>
     <w:p>

--- a/p6/submission/jim_package/03_cover_letter.docx
+++ b/p6/submission/jim_package/03_cover_letter.docx
@@ -2,13 +2,13 @@
 <file path=word/document.xml><?xml version="1.0" encoding="utf-8"?>
 <w:document xmlns:w="http://schemas.openxmlformats.org/wordprocessingml/2006/main" xmlns:m="http://schemas.openxmlformats.org/officeDocument/2006/math" xmlns:r="http://schemas.openxmlformats.org/officeDocument/2006/relationships" xmlns:o="urn:schemas-microsoft-com:office:office" xmlns:v="urn:schemas-microsoft-com:vml" xmlns:w10="urn:schemas-microsoft-com:office:word" xmlns:a="http://schemas.openxmlformats.org/drawingml/2006/main" xmlns:pic="http://schemas.openxmlformats.org/drawingml/2006/picture" xmlns:wp="http://schemas.openxmlformats.org/drawingml/2006/wordprocessingDrawing">
   <w:body>
-    <w:bookmarkStart w:id="21" w:name="X03dbb1fadfe49b50e47b9a1dd88ebacbf72b8d9"/>
+    <w:bookmarkStart w:id="21" w:name="Xe01554a2e7e77e1788a4c66cefde8dcc0a68999"/>
     <w:p>
       <w:pPr>
         <w:pStyle w:val="Heading1"/>
       </w:pPr>
       <w:r>
-        <w:t xml:space="preserve">Cover Letter — Journal of International Management</w:t>
+        <w:t xml:space="preserve">Cover Letter, Journal of International Management</w:t>
       </w:r>
     </w:p>
     <w:p>

--- a/p6/submission/jim_package/03_cover_letter.docx
+++ b/p6/submission/jim_package/03_cover_letter.docx
@@ -61,7 +61,7 @@
         <w:pStyle w:val="BodyText"/>
       </w:pPr>
       <w:r>
-        <w:t xml:space="preserve">We synthesize the I–P literature through a three-level meta-analysis of 287 effect sizes from 237 studies, modelling country-context, institutional-regime, and digital-adoption moderators (including a Digital Paradox Lifecycle).</w:t>
+        <w:t xml:space="preserve">We synthesize the I–P literature through a three-level meta-analysis of 288 effect sizes from 238 studies, modelling country-context, institutional-regime, and digital-adoption moderators (including a Digital Paradox Lifecycle).</w:t>
       </w:r>
     </w:p>
     <w:p>
